--- a/resume/Sam_Mahdavian_Resume.docx
+++ b/resume/Sam_Mahdavian_Resume.docx
@@ -708,7 +708,7 @@
           <w:b w:val="0"/>
           <w:i w:val="0"/>
         </w:rPr>
-        <w:t>SpendSphere: a browser-native spend-intelligence platform (React + DuckDB-WASM, zero external requests) over AP spend, 240K MRO parts lines, and payer vendor cost, with an agentic analyst that writes and runs real SQL and cites its figures; every insight is SQL-computed, never LLM-generated, and release is gated by 160+ browser checks driven by six skills.</w:t>
+        <w:t>Spend intelligence platform: a browser-native spend-intelligence platform (React + DuckDB-WASM, zero external requests) over AP spend, 240K MRO parts lines, and payer vendor cost, with an agentic analyst that writes and runs real SQL and cites its figures; every insight is SQL-computed, never LLM-generated, and release is gated by 160+ browser checks driven by six skills.</w:t>
       </w:r>
     </w:p>
     <w:p>

--- a/resume/Sam_Mahdavian_Resume.docx
+++ b/resume/Sam_Mahdavian_Resume.docx
@@ -400,7 +400,7 @@
           <w:b w:val="0"/>
           <w:i w:val="0"/>
         </w:rPr>
-        <w:t>Built an AI claims-testing automation engine for a Medicaid managed-care plan that derives what each claim should pay from contract text and the state’s published rate files, with no LLM anywhere in the pricing chain: 394 traceable test cases from 102 contract rules, backtested against 213,420 historical claim lines, 460+ automated tests, regenerated in minutes from one command, roughly 100× faster than hand-written test authoring. Progressed the work from business development to a signed SOW.</w:t>
+        <w:t>Built an AI claims-testing engine for a Medicaid managed-care plan that reads any provider contract and the payer’s own configuration, proves what each claim should pay with no LLM in the pricing chain, and generates submittable test claims with verbatim receipts: 37 pipeline steps behind one command, 90 automated gates, 1,647 tests, three independent verification wheels, 28 packaged skills, and an adversarial reader stage that must clear every cut. Test authoring roughly 100× faster than by hand and repeatable across contracts and providers; progressed from business development to a signed SOW.</w:t>
       </w:r>
     </w:p>
     <w:p>
